--- a/az/wisdom-stories/hour-with-dad.docx
+++ b/az/wisdom-stories/hour-with-dad.docx
@@ -183,7 +183,7 @@
         <w:rPr>
           <w:lang/>
         </w:rPr>
-        <w:t>— Deməli, bunun üçün soruşurdun! Yəqin yenə hansısa lazımsız oyuncaq almaq istəyirsən. Mən bütün günü bunun üçün işləmirəm. Get otağına, yat!</w:t>
+        <w:t>— Deməli, bunun üçün soruşurdun! Yəqin, yenə hansısa lazımsız oyuncaq almaq istəyirsən. Mən bütün günü bunun üçün işləmirəm. Get otağına, yat!</w:t>
       </w:r>
     </w:p>
     <w:p>
@@ -209,7 +209,7 @@
         <w:rPr>
           <w:lang/>
         </w:rPr>
-        <w:t>Ata bir müddət otaqda var-gəl etdi. Hirsi soyuyanda düşündü ki, oğlunun pulu nəyə istədiyini heç soruşmamışdı. Bəlkə onun üçün vacib bir səbəb vardı?</w:t>
+        <w:t>Ata bir müddət otaqda var-gəl etdi. Hirsi soyuyanda düşündü ki, oğlunun pulu nəyə istədiyini heç soruşmamışdı. Bəlkə, onun üçün vacib bir səbəb vardı?</w:t>
       </w:r>
     </w:p>
     <w:p>
